--- a/chap5/Chapter5/code/How To Run Examples Chapter 5.docx
+++ b/chap5/Chapter5/code/How To Run Examples Chapter 5.docx
@@ -419,6 +419,1430 @@
         </w:rPr>
         <w:t>The DLL is created in the CsIppRequestLib Project which is in the same Solution.</w:t>
       </w:r>
+    </w:p>
+    <w:p>
+      <w:pPr>
+        <w:rPr>
+          <w:sz w:val="24"/>
+          <w:szCs w:val="24"/>
+        </w:rPr>
+      </w:pPr>
+      <w:r>
+        <w:rPr>
+          <w:sz w:val="24"/>
+          <w:szCs w:val="24"/>
+        </w:rPr>
+        <w:t xml:space="preserve">Note: These examples test the library functionality and require you to use your printer’s name (vice my test printer HPM528) and test job attributes. In Chapter 5, there is a simple job attributes file located in the \code\CsIppRequests\IppPrintRequest path that you can use. </w:t>
+      </w:r>
+      <w:r>
+        <w:rPr>
+          <w:sz w:val="24"/>
+          <w:szCs w:val="24"/>
+        </w:rPr>
+        <w:t xml:space="preserve"> There is also a test pdf to use in the </w:t>
+      </w:r>
+      <w:r>
+        <w:rPr>
+          <w:sz w:val="24"/>
+          <w:szCs w:val="24"/>
+        </w:rPr>
+        <w:t>\code\CsIppRequests\IppPrintRequest\bin\Release</w:t>
+      </w:r>
+      <w:r>
+        <w:rPr>
+          <w:sz w:val="24"/>
+          <w:szCs w:val="24"/>
+        </w:rPr>
+        <w:t xml:space="preserve"> path called test.pdf.</w:t>
+      </w:r>
+    </w:p>
+    <w:p>
+      <w:pPr>
+        <w:rPr>
+          <w:sz w:val="24"/>
+          <w:szCs w:val="24"/>
+          <w:u w:val="single"/>
+        </w:rPr>
+      </w:pPr>
+      <w:r>
+        <w:rPr>
+          <w:sz w:val="24"/>
+          <w:szCs w:val="24"/>
+          <w:u w:val="single"/>
+        </w:rPr>
+        <w:t>Examples:</w:t>
+      </w:r>
+    </w:p>
+    <w:p>
+      <w:pPr>
+        <w:rPr>
+          <w:sz w:val="24"/>
+          <w:szCs w:val="24"/>
+        </w:rPr>
+      </w:pPr>
+      <w:r>
+        <w:rPr>
+          <w:sz w:val="24"/>
+          <w:szCs w:val="24"/>
+          <w:highlight w:val="yellow"/>
+        </w:rPr>
+        <w:t>Note: items highlighted will require your own names – i.e. for printers or job attributes file.</w:t>
+      </w:r>
+    </w:p>
+    <w:p>
+      <w:pPr>
+        <w:rPr>
+          <w:b/>
+          <w:bCs/>
+          <w:sz w:val="24"/>
+          <w:szCs w:val="24"/>
+        </w:rPr>
+      </w:pPr>
+      <w:r>
+        <w:rPr>
+          <w:b/>
+          <w:bCs/>
+          <w:sz w:val="24"/>
+          <w:szCs w:val="24"/>
+        </w:rPr>
+        <w:t>To validate</w:t>
+      </w:r>
+      <w:r>
+        <w:rPr>
+          <w:b/>
+          <w:bCs/>
+          <w:sz w:val="24"/>
+          <w:szCs w:val="24"/>
+        </w:rPr>
+        <w:t xml:space="preserve"> a job</w:t>
+      </w:r>
+      <w:r>
+        <w:rPr>
+          <w:b/>
+          <w:bCs/>
+          <w:sz w:val="24"/>
+          <w:szCs w:val="24"/>
+        </w:rPr>
+        <w:t>:</w:t>
+      </w:r>
+    </w:p>
+    <w:p>
+      <w:pPr>
+        <w:rPr>
+          <w:color w:val="70AD47" w:themeColor="accent6"/>
+          <w:sz w:val="24"/>
+          <w:szCs w:val="24"/>
+        </w:rPr>
+      </w:pPr>
+      <w:r>
+        <w:rPr>
+          <w:noProof/>
+          <w:color w:val="70AD47" w:themeColor="accent6"/>
+          <w:sz w:val="24"/>
+          <w:szCs w:val="24"/>
+        </w:rPr>
+        <w:lastRenderedPageBreak/>
+        <mc:AlternateContent>
+          <mc:Choice Requires="wpi">
+            <w:drawing>
+              <wp:anchor distT="0" distB="0" distL="114300" distR="114300" simplePos="0" relativeHeight="251661312" behindDoc="0" locked="0" layoutInCell="1" allowOverlap="1" wp14:anchorId="03952BC4" wp14:editId="0CBCAC36">
+                <wp:simplePos x="0" y="0"/>
+                <wp:positionH relativeFrom="column">
+                  <wp:posOffset>609585</wp:posOffset>
+                </wp:positionH>
+                <wp:positionV relativeFrom="paragraph">
+                  <wp:posOffset>462085</wp:posOffset>
+                </wp:positionV>
+                <wp:extent cx="971550" cy="635"/>
+                <wp:effectExtent l="95250" t="152400" r="95250" b="151765"/>
+                <wp:wrapNone/>
+                <wp:docPr id="1011686499" name="Ink 6"/>
+                <wp:cNvGraphicFramePr/>
+                <a:graphic xmlns:a="http://schemas.openxmlformats.org/drawingml/2006/main">
+                  <a:graphicData uri="http://schemas.microsoft.com/office/word/2010/wordprocessingInk">
+                    <w14:contentPart bwMode="auto" r:id="rId6">
+                      <w14:nvContentPartPr>
+                        <w14:cNvContentPartPr/>
+                      </w14:nvContentPartPr>
+                      <w14:xfrm>
+                        <a:off x="0" y="0"/>
+                        <a:ext cx="971550" cy="635"/>
+                      </w14:xfrm>
+                    </w14:contentPart>
+                  </a:graphicData>
+                </a:graphic>
+                <wp14:sizeRelH relativeFrom="margin">
+                  <wp14:pctWidth>0</wp14:pctWidth>
+                </wp14:sizeRelH>
+              </wp:anchor>
+            </w:drawing>
+          </mc:Choice>
+          <mc:Fallback>
+            <w:pict>
+              <v:shapetype w14:anchorId="388F7425" id="_x0000_t75" coordsize="21600,21600" o:spt="75" o:preferrelative="t" path="m@4@5l@4@11@9@11@9@5xe" filled="f" stroked="f">
+                <v:stroke joinstyle="miter"/>
+                <v:formulas>
+                  <v:f eqn="if lineDrawn pixelLineWidth 0"/>
+                  <v:f eqn="sum @0 1 0"/>
+                  <v:f eqn="sum 0 0 @1"/>
+                  <v:f eqn="prod @2 1 2"/>
+                  <v:f eqn="prod @3 21600 pixelWidth"/>
+                  <v:f eqn="prod @3 21600 pixelHeight"/>
+                  <v:f eqn="sum @0 0 1"/>
+                  <v:f eqn="prod @6 1 2"/>
+                  <v:f eqn="prod @7 21600 pixelWidth"/>
+                  <v:f eqn="sum @8 21600 0"/>
+                  <v:f eqn="prod @7 21600 pixelHeight"/>
+                  <v:f eqn="sum @10 21600 0"/>
+                </v:formulas>
+                <v:path o:extrusionok="f" gradientshapeok="t" o:connecttype="rect"/>
+                <o:lock v:ext="edit" aspectratio="t"/>
+              </v:shapetype>
+              <v:shape id="Ink 6" o:spid="_x0000_s1026" type="#_x0000_t75" style="position:absolute;margin-left:43.75pt;margin-top:21.4pt;width:84.95pt;height:30pt;z-index:251661312;visibility:visible;mso-wrap-style:square;mso-width-percent:0;mso-wrap-distance-left:9pt;mso-wrap-distance-top:0;mso-wrap-distance-right:9pt;mso-wrap-distance-bottom:0;mso-position-horizontal:absolute;mso-position-horizontal-relative:text;mso-position-vertical:absolute;mso-position-vertical-relative:text;mso-width-percent:0;mso-width-relative:margin" o:gfxdata="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">
+                <v:imagedata r:id="rId7" o:title=""/>
+              </v:shape>
+            </w:pict>
+          </mc:Fallback>
+        </mc:AlternateContent>
+      </w:r>
+      <w:r>
+        <w:rPr>
+          <w:color w:val="70AD47" w:themeColor="accent6"/>
+          <w:sz w:val="24"/>
+          <w:szCs w:val="24"/>
+        </w:rPr>
+        <w:t>C:\Users\jpmsp&gt;"D:\BACKUP\IPP Book\</w:t>
+      </w:r>
+      <w:r>
+        <w:rPr>
+          <w:color w:val="70AD47" w:themeColor="accent6"/>
+          <w:sz w:val="24"/>
+          <w:szCs w:val="24"/>
+        </w:rPr>
+        <w:t>Chap 5 An IPP RFC Library</w:t>
+      </w:r>
+      <w:r>
+        <w:rPr>
+          <w:color w:val="70AD47" w:themeColor="accent6"/>
+          <w:sz w:val="24"/>
+          <w:szCs w:val="24"/>
+        </w:rPr>
+        <w:t>\Code\CsIppRequests\IppPrintRequest\bin\Release\IppPrintRequest.exe" c:\temp\jobattributes.txt</w:t>
+      </w:r>
+    </w:p>
+    <w:p>
+      <w:pPr>
+        <w:rPr>
+          <w:color w:val="70AD47" w:themeColor="accent6"/>
+          <w:sz w:val="24"/>
+          <w:szCs w:val="24"/>
+        </w:rPr>
+      </w:pPr>
+      <w:r>
+        <w:rPr>
+          <w:color w:val="70AD47" w:themeColor="accent6"/>
+          <w:sz w:val="24"/>
+          <w:szCs w:val="24"/>
+        </w:rPr>
+        <w:t>Enter the IPP printer to use:</w:t>
+      </w:r>
+    </w:p>
+    <w:p>
+      <w:pPr>
+        <w:rPr>
+          <w:color w:val="70AD47" w:themeColor="accent6"/>
+          <w:sz w:val="24"/>
+          <w:szCs w:val="24"/>
+        </w:rPr>
+      </w:pPr>
+      <w:r>
+        <w:rPr>
+          <w:noProof/>
+          <w:color w:val="70AD47" w:themeColor="accent6"/>
+          <w:sz w:val="24"/>
+          <w:szCs w:val="24"/>
+        </w:rPr>
+        <mc:AlternateContent>
+          <mc:Choice Requires="wpi">
+            <w:drawing>
+              <wp:anchor distT="0" distB="0" distL="114300" distR="114300" simplePos="0" relativeHeight="251659264" behindDoc="0" locked="0" layoutInCell="1" allowOverlap="1" wp14:anchorId="3D275B53" wp14:editId="29E75279">
+                <wp:simplePos x="0" y="0"/>
+                <wp:positionH relativeFrom="column">
+                  <wp:posOffset>-95295</wp:posOffset>
+                </wp:positionH>
+                <wp:positionV relativeFrom="paragraph">
+                  <wp:posOffset>65090</wp:posOffset>
+                </wp:positionV>
+                <wp:extent cx="647700" cy="38100"/>
+                <wp:effectExtent l="95250" t="152400" r="114300" b="152400"/>
+                <wp:wrapNone/>
+                <wp:docPr id="1903461858" name="Ink 2"/>
+                <wp:cNvGraphicFramePr/>
+                <a:graphic xmlns:a="http://schemas.openxmlformats.org/drawingml/2006/main">
+                  <a:graphicData uri="http://schemas.microsoft.com/office/word/2010/wordprocessingInk">
+                    <w14:contentPart bwMode="auto" r:id="rId8">
+                      <w14:nvContentPartPr>
+                        <w14:cNvContentPartPr/>
+                      </w14:nvContentPartPr>
+                      <w14:xfrm>
+                        <a:off x="0" y="0"/>
+                        <a:ext cx="647700" cy="38100"/>
+                      </w14:xfrm>
+                    </w14:contentPart>
+                  </a:graphicData>
+                </a:graphic>
+                <wp14:sizeRelH relativeFrom="margin">
+                  <wp14:pctWidth>0</wp14:pctWidth>
+                </wp14:sizeRelH>
+                <wp14:sizeRelV relativeFrom="margin">
+                  <wp14:pctHeight>0</wp14:pctHeight>
+                </wp14:sizeRelV>
+              </wp:anchor>
+            </w:drawing>
+          </mc:Choice>
+          <mc:Fallback>
+            <w:pict>
+              <v:shape w14:anchorId="4A3DFC08" id="Ink 2" o:spid="_x0000_s1026" type="#_x0000_t75" style="position:absolute;margin-left:-11.75pt;margin-top:-3.3pt;width:59.45pt;height:19.95pt;z-index:251659264;visibility:visible;mso-wrap-style:square;mso-width-percent:0;mso-height-percent:0;mso-wrap-distance-left:9pt;mso-wrap-distance-top:0;mso-wrap-distance-right:9pt;mso-wrap-distance-bottom:0;mso-position-horizontal:absolute;mso-position-horizontal-relative:text;mso-position-vertical:absolute;mso-position-vertical-relative:text;mso-width-percent:0;mso-height-percent:0;mso-width-relative:margin;mso-height-relative:margin" o:gfxdata="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">
+                <v:imagedata r:id="rId9" o:title=""/>
+              </v:shape>
+            </w:pict>
+          </mc:Fallback>
+        </mc:AlternateContent>
+      </w:r>
+      <w:r>
+        <w:rPr>
+          <w:color w:val="70AD47" w:themeColor="accent6"/>
+          <w:sz w:val="24"/>
+          <w:szCs w:val="24"/>
+        </w:rPr>
+        <w:t>hpm528</w:t>
+      </w:r>
+    </w:p>
+    <w:p>
+      <w:pPr>
+        <w:rPr>
+          <w:color w:val="70AD47" w:themeColor="accent6"/>
+          <w:sz w:val="24"/>
+          <w:szCs w:val="24"/>
+        </w:rPr>
+      </w:pPr>
+      <w:r>
+        <w:rPr>
+          <w:color w:val="70AD47" w:themeColor="accent6"/>
+          <w:sz w:val="24"/>
+          <w:szCs w:val="24"/>
+        </w:rPr>
+        <w:t xml:space="preserve">Would you like to </w:t>
+      </w:r>
+      <w:proofErr w:type="spellStart"/>
+      <w:r>
+        <w:rPr>
+          <w:color w:val="70AD47" w:themeColor="accent6"/>
+          <w:sz w:val="24"/>
+          <w:szCs w:val="24"/>
+        </w:rPr>
+        <w:t>getattributes</w:t>
+      </w:r>
+      <w:proofErr w:type="spellEnd"/>
+      <w:r>
+        <w:rPr>
+          <w:color w:val="70AD47" w:themeColor="accent6"/>
+          <w:sz w:val="24"/>
+          <w:szCs w:val="24"/>
+        </w:rPr>
+        <w:t xml:space="preserve">, validate, create, cancel, </w:t>
+      </w:r>
+      <w:proofErr w:type="spellStart"/>
+      <w:r>
+        <w:rPr>
+          <w:color w:val="70AD47" w:themeColor="accent6"/>
+          <w:sz w:val="24"/>
+          <w:szCs w:val="24"/>
+        </w:rPr>
+        <w:t>senddoc</w:t>
+      </w:r>
+      <w:proofErr w:type="spellEnd"/>
+      <w:r>
+        <w:rPr>
+          <w:color w:val="70AD47" w:themeColor="accent6"/>
+          <w:sz w:val="24"/>
+          <w:szCs w:val="24"/>
+        </w:rPr>
+        <w:t xml:space="preserve">, </w:t>
+      </w:r>
+      <w:proofErr w:type="spellStart"/>
+      <w:r>
+        <w:rPr>
+          <w:color w:val="70AD47" w:themeColor="accent6"/>
+          <w:sz w:val="24"/>
+          <w:szCs w:val="24"/>
+        </w:rPr>
+        <w:t>getjobs</w:t>
+      </w:r>
+      <w:proofErr w:type="spellEnd"/>
+      <w:r>
+        <w:rPr>
+          <w:color w:val="70AD47" w:themeColor="accent6"/>
+          <w:sz w:val="24"/>
+          <w:szCs w:val="24"/>
+        </w:rPr>
+        <w:t xml:space="preserve">, identify, </w:t>
+      </w:r>
+      <w:proofErr w:type="spellStart"/>
+      <w:r>
+        <w:rPr>
+          <w:color w:val="70AD47" w:themeColor="accent6"/>
+          <w:sz w:val="24"/>
+          <w:szCs w:val="24"/>
+        </w:rPr>
+        <w:t>jobattributes</w:t>
+      </w:r>
+      <w:proofErr w:type="spellEnd"/>
+      <w:r>
+        <w:rPr>
+          <w:color w:val="70AD47" w:themeColor="accent6"/>
+          <w:sz w:val="24"/>
+          <w:szCs w:val="24"/>
+        </w:rPr>
+        <w:t xml:space="preserve">, or </w:t>
+      </w:r>
+      <w:proofErr w:type="spellStart"/>
+      <w:r>
+        <w:rPr>
+          <w:color w:val="70AD47" w:themeColor="accent6"/>
+          <w:sz w:val="24"/>
+          <w:szCs w:val="24"/>
+        </w:rPr>
+        <w:t>printjob</w:t>
+      </w:r>
+      <w:proofErr w:type="spellEnd"/>
+      <w:r>
+        <w:rPr>
+          <w:color w:val="70AD47" w:themeColor="accent6"/>
+          <w:sz w:val="24"/>
+          <w:szCs w:val="24"/>
+        </w:rPr>
+        <w:t>?</w:t>
+      </w:r>
+    </w:p>
+    <w:p>
+      <w:pPr>
+        <w:rPr>
+          <w:color w:val="70AD47" w:themeColor="accent6"/>
+          <w:sz w:val="24"/>
+          <w:szCs w:val="24"/>
+        </w:rPr>
+      </w:pPr>
+      <w:r>
+        <w:rPr>
+          <w:color w:val="70AD47" w:themeColor="accent6"/>
+          <w:sz w:val="24"/>
+          <w:szCs w:val="24"/>
+        </w:rPr>
+        <w:t>Validate</w:t>
+      </w:r>
+    </w:p>
+    <w:p>
+      <w:pPr>
+        <w:rPr>
+          <w:sz w:val="24"/>
+          <w:szCs w:val="24"/>
+        </w:rPr>
+      </w:pPr>
+      <w:r>
+        <w:rPr>
+          <w:sz w:val="24"/>
+          <w:szCs w:val="24"/>
+        </w:rPr>
+        <w:t>The reply:</w:t>
+      </w:r>
+    </w:p>
+    <w:p>
+      <w:pPr>
+        <w:rPr>
+          <w:color w:val="4472C4" w:themeColor="accent1"/>
+          <w:sz w:val="24"/>
+          <w:szCs w:val="24"/>
+        </w:rPr>
+      </w:pPr>
+      <w:r>
+        <w:rPr>
+          <w:color w:val="4472C4" w:themeColor="accent1"/>
+          <w:sz w:val="24"/>
+          <w:szCs w:val="24"/>
+        </w:rPr>
+        <w:t>Status: 1</w:t>
+      </w:r>
+    </w:p>
+    <w:p>
+      <w:pPr>
+        <w:rPr>
+          <w:color w:val="4472C4" w:themeColor="accent1"/>
+          <w:sz w:val="24"/>
+          <w:szCs w:val="24"/>
+        </w:rPr>
+      </w:pPr>
+      <w:r>
+        <w:rPr>
+          <w:color w:val="4472C4" w:themeColor="accent1"/>
+          <w:sz w:val="24"/>
+          <w:szCs w:val="24"/>
+        </w:rPr>
+        <w:t>Job attributes successfully validated against printer</w:t>
+      </w:r>
+    </w:p>
+    <w:p>
+      <w:pPr>
+        <w:rPr>
+          <w:color w:val="4472C4" w:themeColor="accent1"/>
+          <w:sz w:val="24"/>
+          <w:szCs w:val="24"/>
+        </w:rPr>
+      </w:pPr>
+      <w:r>
+        <w:rPr>
+          <w:color w:val="4472C4" w:themeColor="accent1"/>
+          <w:sz w:val="24"/>
+          <w:szCs w:val="24"/>
+        </w:rPr>
+        <w:t>IPP print request completed</w:t>
+      </w:r>
+    </w:p>
+    <w:p>
+      <w:pPr>
+        <w:rPr>
+          <w:color w:val="4472C4" w:themeColor="accent1"/>
+          <w:sz w:val="24"/>
+          <w:szCs w:val="24"/>
+        </w:rPr>
+      </w:pPr>
+    </w:p>
+    <w:p>
+      <w:pPr>
+        <w:rPr>
+          <w:b/>
+          <w:bCs/>
+          <w:color w:val="000000" w:themeColor="text1"/>
+          <w:sz w:val="24"/>
+          <w:szCs w:val="24"/>
+        </w:rPr>
+      </w:pPr>
+      <w:r>
+        <w:rPr>
+          <w:b/>
+          <w:bCs/>
+          <w:color w:val="000000" w:themeColor="text1"/>
+          <w:sz w:val="24"/>
+          <w:szCs w:val="24"/>
+        </w:rPr>
+        <w:t>To create</w:t>
+      </w:r>
+      <w:r>
+        <w:rPr>
+          <w:b/>
+          <w:bCs/>
+          <w:color w:val="000000" w:themeColor="text1"/>
+          <w:sz w:val="24"/>
+          <w:szCs w:val="24"/>
+        </w:rPr>
+        <w:t xml:space="preserve"> a job</w:t>
+      </w:r>
+      <w:r>
+        <w:rPr>
+          <w:b/>
+          <w:bCs/>
+          <w:color w:val="000000" w:themeColor="text1"/>
+          <w:sz w:val="24"/>
+          <w:szCs w:val="24"/>
+        </w:rPr>
+        <w:t>:</w:t>
+      </w:r>
+    </w:p>
+    <w:p>
+      <w:pPr>
+        <w:rPr>
+          <w:color w:val="70AD47" w:themeColor="accent6"/>
+          <w:sz w:val="24"/>
+          <w:szCs w:val="24"/>
+        </w:rPr>
+      </w:pPr>
+      <w:r>
+        <w:rPr>
+          <w:noProof/>
+          <w:color w:val="70AD47" w:themeColor="accent6"/>
+          <w:sz w:val="24"/>
+          <w:szCs w:val="24"/>
+        </w:rPr>
+        <mc:AlternateContent>
+          <mc:Choice Requires="wpi">
+            <w:drawing>
+              <wp:anchor distT="0" distB="0" distL="114300" distR="114300" simplePos="0" relativeHeight="251662336" behindDoc="0" locked="0" layoutInCell="1" allowOverlap="1" wp14:anchorId="2A53C533" wp14:editId="6AC0F5D0">
+                <wp:simplePos x="0" y="0"/>
+                <wp:positionH relativeFrom="column">
+                  <wp:posOffset>571425</wp:posOffset>
+                </wp:positionH>
+                <wp:positionV relativeFrom="paragraph">
+                  <wp:posOffset>494780</wp:posOffset>
+                </wp:positionV>
+                <wp:extent cx="1009440" cy="20520"/>
+                <wp:effectExtent l="95250" t="152400" r="95885" b="151130"/>
+                <wp:wrapNone/>
+                <wp:docPr id="847917700" name="Ink 7"/>
+                <wp:cNvGraphicFramePr/>
+                <a:graphic xmlns:a="http://schemas.openxmlformats.org/drawingml/2006/main">
+                  <a:graphicData uri="http://schemas.microsoft.com/office/word/2010/wordprocessingInk">
+                    <w14:contentPart bwMode="auto" r:id="rId10">
+                      <w14:nvContentPartPr>
+                        <w14:cNvContentPartPr/>
+                      </w14:nvContentPartPr>
+                      <w14:xfrm>
+                        <a:off x="0" y="0"/>
+                        <a:ext cx="1009440" cy="20520"/>
+                      </w14:xfrm>
+                    </w14:contentPart>
+                  </a:graphicData>
+                </a:graphic>
+              </wp:anchor>
+            </w:drawing>
+          </mc:Choice>
+          <mc:Fallback>
+            <w:pict>
+              <v:shape w14:anchorId="7D3D5B86" id="Ink 7" o:spid="_x0000_s1026" type="#_x0000_t75" style="position:absolute;margin-left:40.75pt;margin-top:30.45pt;width:88pt;height:18.6pt;z-index:251662336;visibility:visible;mso-wrap-style:square;mso-wrap-distance-left:9pt;mso-wrap-distance-top:0;mso-wrap-distance-right:9pt;mso-wrap-distance-bottom:0;mso-position-horizontal:absolute;mso-position-horizontal-relative:text;mso-position-vertical:absolute;mso-position-vertical-relative:text" o:gfxdata="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">
+                <v:imagedata r:id="rId11" o:title=""/>
+              </v:shape>
+            </w:pict>
+          </mc:Fallback>
+        </mc:AlternateContent>
+      </w:r>
+      <w:r>
+        <w:rPr>
+          <w:color w:val="70AD47" w:themeColor="accent6"/>
+          <w:sz w:val="24"/>
+          <w:szCs w:val="24"/>
+        </w:rPr>
+        <w:t>C:\Users\jpmsp&gt;"D:\BACKUP\IPP Book</w:t>
+      </w:r>
+      <w:r>
+        <w:rPr>
+          <w:color w:val="70AD47" w:themeColor="accent6"/>
+          <w:sz w:val="24"/>
+          <w:szCs w:val="24"/>
+        </w:rPr>
+        <w:t>\</w:t>
+      </w:r>
+      <w:r>
+        <w:rPr>
+          <w:color w:val="70AD47" w:themeColor="accent6"/>
+          <w:sz w:val="24"/>
+          <w:szCs w:val="24"/>
+        </w:rPr>
+        <w:t>Chap 5 An IPP RFC Library</w:t>
+      </w:r>
+      <w:r>
+        <w:rPr>
+          <w:color w:val="70AD47" w:themeColor="accent6"/>
+          <w:sz w:val="24"/>
+          <w:szCs w:val="24"/>
+        </w:rPr>
+        <w:t>\Code\CsIppRequests\IppPrintRequest\bin\Release\IppPrintRequest.exe" c:\temp\jobattributes.txt</w:t>
+      </w:r>
+    </w:p>
+    <w:p>
+      <w:pPr>
+        <w:rPr>
+          <w:color w:val="70AD47" w:themeColor="accent6"/>
+          <w:sz w:val="24"/>
+          <w:szCs w:val="24"/>
+        </w:rPr>
+      </w:pPr>
+      <w:r>
+        <w:rPr>
+          <w:color w:val="70AD47" w:themeColor="accent6"/>
+          <w:sz w:val="24"/>
+          <w:szCs w:val="24"/>
+        </w:rPr>
+        <w:t>Enter the IPP printer to use:</w:t>
+      </w:r>
+    </w:p>
+    <w:p>
+      <w:pPr>
+        <w:rPr>
+          <w:color w:val="70AD47" w:themeColor="accent6"/>
+          <w:sz w:val="24"/>
+          <w:szCs w:val="24"/>
+        </w:rPr>
+      </w:pPr>
+      <w:r>
+        <w:rPr>
+          <w:noProof/>
+          <w:color w:val="70AD47" w:themeColor="accent6"/>
+          <w:sz w:val="24"/>
+          <w:szCs w:val="24"/>
+        </w:rPr>
+        <mc:AlternateContent>
+          <mc:Choice Requires="wpi">
+            <w:drawing>
+              <wp:anchor distT="0" distB="0" distL="114300" distR="114300" simplePos="0" relativeHeight="251660288" behindDoc="0" locked="0" layoutInCell="1" allowOverlap="1" wp14:anchorId="07A326ED" wp14:editId="1918F6F7">
+                <wp:simplePos x="0" y="0"/>
+                <wp:positionH relativeFrom="column">
+                  <wp:posOffset>0</wp:posOffset>
+                </wp:positionH>
+                <wp:positionV relativeFrom="paragraph">
+                  <wp:posOffset>118110</wp:posOffset>
+                </wp:positionV>
+                <wp:extent cx="591185" cy="635"/>
+                <wp:effectExtent l="95250" t="152400" r="94615" b="151765"/>
+                <wp:wrapNone/>
+                <wp:docPr id="1315537251" name="Ink 4"/>
+                <wp:cNvGraphicFramePr/>
+                <a:graphic xmlns:a="http://schemas.openxmlformats.org/drawingml/2006/main">
+                  <a:graphicData uri="http://schemas.microsoft.com/office/word/2010/wordprocessingInk">
+                    <w14:contentPart bwMode="auto" r:id="rId12">
+                      <w14:nvContentPartPr>
+                        <w14:cNvContentPartPr/>
+                      </w14:nvContentPartPr>
+                      <w14:xfrm>
+                        <a:off x="0" y="0"/>
+                        <a:ext cx="591185" cy="635"/>
+                      </w14:xfrm>
+                    </w14:contentPart>
+                  </a:graphicData>
+                </a:graphic>
+                <wp14:sizeRelH relativeFrom="margin">
+                  <wp14:pctWidth>0</wp14:pctWidth>
+                </wp14:sizeRelH>
+                <wp14:sizeRelV relativeFrom="margin">
+                  <wp14:pctHeight>0</wp14:pctHeight>
+                </wp14:sizeRelV>
+              </wp:anchor>
+            </w:drawing>
+          </mc:Choice>
+          <mc:Fallback>
+            <w:pict>
+              <v:shape w14:anchorId="70A3E475" id="Ink 4" o:spid="_x0000_s1026" type="#_x0000_t75" style="position:absolute;margin-left:-4.25pt;margin-top:-5.7pt;width:55pt;height:30pt;z-index:251660288;visibility:visible;mso-wrap-style:square;mso-width-percent:0;mso-height-percent:0;mso-wrap-distance-left:9pt;mso-wrap-distance-top:0;mso-wrap-distance-right:9pt;mso-wrap-distance-bottom:0;mso-position-horizontal:absolute;mso-position-horizontal-relative:text;mso-position-vertical:absolute;mso-position-vertical-relative:text;mso-width-percent:0;mso-height-percent:0;mso-width-relative:margin;mso-height-relative:margin" o:gfxdata="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">
+                <v:imagedata r:id="rId13" o:title=""/>
+              </v:shape>
+            </w:pict>
+          </mc:Fallback>
+        </mc:AlternateContent>
+      </w:r>
+      <w:r>
+        <w:rPr>
+          <w:color w:val="70AD47" w:themeColor="accent6"/>
+          <w:sz w:val="24"/>
+          <w:szCs w:val="24"/>
+        </w:rPr>
+        <w:t>HPM528</w:t>
+      </w:r>
+    </w:p>
+    <w:p>
+      <w:pPr>
+        <w:rPr>
+          <w:color w:val="70AD47" w:themeColor="accent6"/>
+          <w:sz w:val="24"/>
+          <w:szCs w:val="24"/>
+        </w:rPr>
+      </w:pPr>
+      <w:r>
+        <w:rPr>
+          <w:color w:val="70AD47" w:themeColor="accent6"/>
+          <w:sz w:val="24"/>
+          <w:szCs w:val="24"/>
+        </w:rPr>
+        <w:t xml:space="preserve">Would you like to </w:t>
+      </w:r>
+      <w:proofErr w:type="spellStart"/>
+      <w:r>
+        <w:rPr>
+          <w:color w:val="70AD47" w:themeColor="accent6"/>
+          <w:sz w:val="24"/>
+          <w:szCs w:val="24"/>
+        </w:rPr>
+        <w:t>getattributes</w:t>
+      </w:r>
+      <w:proofErr w:type="spellEnd"/>
+      <w:r>
+        <w:rPr>
+          <w:color w:val="70AD47" w:themeColor="accent6"/>
+          <w:sz w:val="24"/>
+          <w:szCs w:val="24"/>
+        </w:rPr>
+        <w:t xml:space="preserve">, validate, create, cancel, </w:t>
+      </w:r>
+      <w:proofErr w:type="spellStart"/>
+      <w:r>
+        <w:rPr>
+          <w:color w:val="70AD47" w:themeColor="accent6"/>
+          <w:sz w:val="24"/>
+          <w:szCs w:val="24"/>
+        </w:rPr>
+        <w:t>senddoc</w:t>
+      </w:r>
+      <w:proofErr w:type="spellEnd"/>
+      <w:r>
+        <w:rPr>
+          <w:color w:val="70AD47" w:themeColor="accent6"/>
+          <w:sz w:val="24"/>
+          <w:szCs w:val="24"/>
+        </w:rPr>
+        <w:t xml:space="preserve">, </w:t>
+      </w:r>
+      <w:proofErr w:type="spellStart"/>
+      <w:r>
+        <w:rPr>
+          <w:color w:val="70AD47" w:themeColor="accent6"/>
+          <w:sz w:val="24"/>
+          <w:szCs w:val="24"/>
+        </w:rPr>
+        <w:t>getjobs</w:t>
+      </w:r>
+      <w:proofErr w:type="spellEnd"/>
+      <w:r>
+        <w:rPr>
+          <w:color w:val="70AD47" w:themeColor="accent6"/>
+          <w:sz w:val="24"/>
+          <w:szCs w:val="24"/>
+        </w:rPr>
+        <w:t xml:space="preserve">, identify, </w:t>
+      </w:r>
+      <w:proofErr w:type="spellStart"/>
+      <w:r>
+        <w:rPr>
+          <w:color w:val="70AD47" w:themeColor="accent6"/>
+          <w:sz w:val="24"/>
+          <w:szCs w:val="24"/>
+        </w:rPr>
+        <w:t>jobattributes</w:t>
+      </w:r>
+      <w:proofErr w:type="spellEnd"/>
+      <w:r>
+        <w:rPr>
+          <w:color w:val="70AD47" w:themeColor="accent6"/>
+          <w:sz w:val="24"/>
+          <w:szCs w:val="24"/>
+        </w:rPr>
+        <w:t xml:space="preserve">, or </w:t>
+      </w:r>
+      <w:proofErr w:type="spellStart"/>
+      <w:r>
+        <w:rPr>
+          <w:color w:val="70AD47" w:themeColor="accent6"/>
+          <w:sz w:val="24"/>
+          <w:szCs w:val="24"/>
+        </w:rPr>
+        <w:t>printjob</w:t>
+      </w:r>
+      <w:proofErr w:type="spellEnd"/>
+      <w:r>
+        <w:rPr>
+          <w:color w:val="70AD47" w:themeColor="accent6"/>
+          <w:sz w:val="24"/>
+          <w:szCs w:val="24"/>
+        </w:rPr>
+        <w:t>?</w:t>
+      </w:r>
+    </w:p>
+    <w:p>
+      <w:pPr>
+        <w:rPr>
+          <w:color w:val="70AD47" w:themeColor="accent6"/>
+          <w:sz w:val="24"/>
+          <w:szCs w:val="24"/>
+        </w:rPr>
+      </w:pPr>
+      <w:r>
+        <w:rPr>
+          <w:color w:val="70AD47" w:themeColor="accent6"/>
+          <w:sz w:val="24"/>
+          <w:szCs w:val="24"/>
+        </w:rPr>
+        <w:t>Create</w:t>
+      </w:r>
+    </w:p>
+    <w:p>
+      <w:pPr>
+        <w:rPr>
+          <w:b/>
+          <w:bCs/>
+          <w:sz w:val="24"/>
+          <w:szCs w:val="24"/>
+        </w:rPr>
+      </w:pPr>
+      <w:r>
+        <w:rPr>
+          <w:b/>
+          <w:bCs/>
+          <w:sz w:val="24"/>
+          <w:szCs w:val="24"/>
+        </w:rPr>
+        <w:t>The reply:</w:t>
+      </w:r>
+    </w:p>
+    <w:p>
+      <w:pPr>
+        <w:rPr>
+          <w:color w:val="4472C4" w:themeColor="accent1"/>
+          <w:sz w:val="24"/>
+          <w:szCs w:val="24"/>
+        </w:rPr>
+      </w:pPr>
+      <w:r>
+        <w:rPr>
+          <w:color w:val="4472C4" w:themeColor="accent1"/>
+          <w:sz w:val="24"/>
+          <w:szCs w:val="24"/>
+        </w:rPr>
+        <w:t>Status: 1</w:t>
+      </w:r>
+    </w:p>
+    <w:p>
+      <w:pPr>
+        <w:rPr>
+          <w:color w:val="4472C4" w:themeColor="accent1"/>
+          <w:sz w:val="24"/>
+          <w:szCs w:val="24"/>
+        </w:rPr>
+      </w:pPr>
+      <w:r>
+        <w:rPr>
+          <w:color w:val="4472C4" w:themeColor="accent1"/>
+          <w:sz w:val="24"/>
+          <w:szCs w:val="24"/>
+        </w:rPr>
+        <w:t>Job successfully created on printer HPM528, id of job is: 8</w:t>
+      </w:r>
+    </w:p>
+    <w:p>
+      <w:pPr>
+        <w:rPr>
+          <w:color w:val="4472C4" w:themeColor="accent1"/>
+          <w:sz w:val="24"/>
+          <w:szCs w:val="24"/>
+        </w:rPr>
+      </w:pPr>
+      <w:r>
+        <w:rPr>
+          <w:color w:val="4472C4" w:themeColor="accent1"/>
+          <w:sz w:val="24"/>
+          <w:szCs w:val="24"/>
+        </w:rPr>
+        <w:t>IPP print request completed</w:t>
+      </w:r>
+    </w:p>
+    <w:p>
+      <w:pPr>
+        <w:rPr>
+          <w:color w:val="4472C4" w:themeColor="accent1"/>
+          <w:sz w:val="24"/>
+          <w:szCs w:val="24"/>
+        </w:rPr>
+      </w:pPr>
+    </w:p>
+    <w:p>
+      <w:pPr>
+        <w:rPr>
+          <w:b/>
+          <w:bCs/>
+          <w:sz w:val="24"/>
+          <w:szCs w:val="24"/>
+        </w:rPr>
+      </w:pPr>
+      <w:r>
+        <w:rPr>
+          <w:b/>
+          <w:bCs/>
+          <w:sz w:val="24"/>
+          <w:szCs w:val="24"/>
+        </w:rPr>
+        <w:t>To print a job using send-document</w:t>
+      </w:r>
+    </w:p>
+    <w:p>
+      <w:pPr>
+        <w:rPr>
+          <w:color w:val="70AD47" w:themeColor="accent6"/>
+          <w:sz w:val="24"/>
+          <w:szCs w:val="24"/>
+        </w:rPr>
+      </w:pPr>
+      <w:r>
+        <w:rPr>
+          <w:noProof/>
+          <w:color w:val="70AD47" w:themeColor="accent6"/>
+          <w:sz w:val="24"/>
+          <w:szCs w:val="24"/>
+        </w:rPr>
+        <w:lastRenderedPageBreak/>
+        <mc:AlternateContent>
+          <mc:Choice Requires="wpi">
+            <w:drawing>
+              <wp:anchor distT="0" distB="0" distL="114300" distR="114300" simplePos="0" relativeHeight="251663360" behindDoc="0" locked="0" layoutInCell="1" allowOverlap="1" wp14:anchorId="6DC7234A" wp14:editId="0BA1CB9E">
+                <wp:simplePos x="0" y="0"/>
+                <wp:positionH relativeFrom="column">
+                  <wp:posOffset>609705</wp:posOffset>
+                </wp:positionH>
+                <wp:positionV relativeFrom="paragraph">
+                  <wp:posOffset>507335</wp:posOffset>
+                </wp:positionV>
+                <wp:extent cx="933840" cy="19440"/>
+                <wp:effectExtent l="95250" t="152400" r="95250" b="152400"/>
+                <wp:wrapNone/>
+                <wp:docPr id="634390785" name="Ink 9"/>
+                <wp:cNvGraphicFramePr/>
+                <a:graphic xmlns:a="http://schemas.openxmlformats.org/drawingml/2006/main">
+                  <a:graphicData uri="http://schemas.microsoft.com/office/word/2010/wordprocessingInk">
+                    <w14:contentPart bwMode="auto" r:id="rId14">
+                      <w14:nvContentPartPr>
+                        <w14:cNvContentPartPr/>
+                      </w14:nvContentPartPr>
+                      <w14:xfrm>
+                        <a:off x="0" y="0"/>
+                        <a:ext cx="933840" cy="19440"/>
+                      </w14:xfrm>
+                    </w14:contentPart>
+                  </a:graphicData>
+                </a:graphic>
+              </wp:anchor>
+            </w:drawing>
+          </mc:Choice>
+          <mc:Fallback>
+            <w:pict>
+              <v:shape w14:anchorId="32EFA2D9" id="Ink 9" o:spid="_x0000_s1026" type="#_x0000_t75" style="position:absolute;margin-left:43.75pt;margin-top:31.45pt;width:82.05pt;height:18.55pt;z-index:251663360;visibility:visible;mso-wrap-style:square;mso-wrap-distance-left:9pt;mso-wrap-distance-top:0;mso-wrap-distance-right:9pt;mso-wrap-distance-bottom:0;mso-position-horizontal:absolute;mso-position-horizontal-relative:text;mso-position-vertical:absolute;mso-position-vertical-relative:text" o:gfxdata="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">
+                <v:imagedata r:id="rId15" o:title=""/>
+              </v:shape>
+            </w:pict>
+          </mc:Fallback>
+        </mc:AlternateContent>
+      </w:r>
+      <w:r>
+        <w:rPr>
+          <w:color w:val="70AD47" w:themeColor="accent6"/>
+          <w:sz w:val="24"/>
+          <w:szCs w:val="24"/>
+        </w:rPr>
+        <w:t>C:\Users\jpmsp&gt;"D:\BACKUP\IPP Book</w:t>
+      </w:r>
+      <w:r>
+        <w:rPr>
+          <w:color w:val="70AD47" w:themeColor="accent6"/>
+          <w:sz w:val="24"/>
+          <w:szCs w:val="24"/>
+        </w:rPr>
+        <w:t>\</w:t>
+      </w:r>
+      <w:r>
+        <w:rPr>
+          <w:color w:val="70AD47" w:themeColor="accent6"/>
+          <w:sz w:val="24"/>
+          <w:szCs w:val="24"/>
+        </w:rPr>
+        <w:t>Chap 5 An IPP RFC Library</w:t>
+      </w:r>
+      <w:r>
+        <w:rPr>
+          <w:color w:val="70AD47" w:themeColor="accent6"/>
+          <w:sz w:val="24"/>
+          <w:szCs w:val="24"/>
+        </w:rPr>
+        <w:t>\Code\CsIppRequests\IppPrintRequest\bin\Release\IppPrintRequest.exe" c:\temp\jobattributes.txt</w:t>
+      </w:r>
+    </w:p>
+    <w:p>
+      <w:pPr>
+        <w:rPr>
+          <w:color w:val="70AD47" w:themeColor="accent6"/>
+          <w:sz w:val="24"/>
+          <w:szCs w:val="24"/>
+        </w:rPr>
+      </w:pPr>
+      <w:r>
+        <w:rPr>
+          <w:color w:val="70AD47" w:themeColor="accent6"/>
+          <w:sz w:val="24"/>
+          <w:szCs w:val="24"/>
+        </w:rPr>
+        <w:t>Enter the IPP printer to use:</w:t>
+      </w:r>
+    </w:p>
+    <w:p>
+      <w:pPr>
+        <w:rPr>
+          <w:color w:val="70AD47" w:themeColor="accent6"/>
+          <w:sz w:val="24"/>
+          <w:szCs w:val="24"/>
+        </w:rPr>
+      </w:pPr>
+      <w:r>
+        <w:rPr>
+          <w:noProof/>
+          <w:color w:val="70AD47" w:themeColor="accent6"/>
+          <w:sz w:val="24"/>
+          <w:szCs w:val="24"/>
+        </w:rPr>
+        <mc:AlternateContent>
+          <mc:Choice Requires="wpi">
+            <w:drawing>
+              <wp:anchor distT="0" distB="0" distL="114300" distR="114300" simplePos="0" relativeHeight="251664384" behindDoc="0" locked="0" layoutInCell="1" allowOverlap="1" wp14:anchorId="590D1815" wp14:editId="6661B37F">
+                <wp:simplePos x="0" y="0"/>
+                <wp:positionH relativeFrom="column">
+                  <wp:posOffset>18945</wp:posOffset>
+                </wp:positionH>
+                <wp:positionV relativeFrom="paragraph">
+                  <wp:posOffset>36900</wp:posOffset>
+                </wp:positionV>
+                <wp:extent cx="508320" cy="54360"/>
+                <wp:effectExtent l="95250" t="152400" r="101600" b="155575"/>
+                <wp:wrapNone/>
+                <wp:docPr id="485863509" name="Ink 10"/>
+                <wp:cNvGraphicFramePr/>
+                <a:graphic xmlns:a="http://schemas.openxmlformats.org/drawingml/2006/main">
+                  <a:graphicData uri="http://schemas.microsoft.com/office/word/2010/wordprocessingInk">
+                    <w14:contentPart bwMode="auto" r:id="rId16">
+                      <w14:nvContentPartPr>
+                        <w14:cNvContentPartPr/>
+                      </w14:nvContentPartPr>
+                      <w14:xfrm>
+                        <a:off x="0" y="0"/>
+                        <a:ext cx="508320" cy="54360"/>
+                      </w14:xfrm>
+                    </w14:contentPart>
+                  </a:graphicData>
+                </a:graphic>
+              </wp:anchor>
+            </w:drawing>
+          </mc:Choice>
+          <mc:Fallback>
+            <w:pict>
+              <v:shape w14:anchorId="6A3E943A" id="Ink 10" o:spid="_x0000_s1026" type="#_x0000_t75" style="position:absolute;margin-left:-2.75pt;margin-top:-5.6pt;width:48.55pt;height:21.3pt;z-index:251664384;visibility:visible;mso-wrap-style:square;mso-wrap-distance-left:9pt;mso-wrap-distance-top:0;mso-wrap-distance-right:9pt;mso-wrap-distance-bottom:0;mso-position-horizontal:absolute;mso-position-horizontal-relative:text;mso-position-vertical:absolute;mso-position-vertical-relative:text" o:gfxdata="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">
+                <v:imagedata r:id="rId17" o:title=""/>
+              </v:shape>
+            </w:pict>
+          </mc:Fallback>
+        </mc:AlternateContent>
+      </w:r>
+      <w:r>
+        <w:rPr>
+          <w:color w:val="70AD47" w:themeColor="accent6"/>
+          <w:sz w:val="24"/>
+          <w:szCs w:val="24"/>
+        </w:rPr>
+        <w:t>HPM528</w:t>
+      </w:r>
+    </w:p>
+    <w:p>
+      <w:pPr>
+        <w:rPr>
+          <w:color w:val="70AD47" w:themeColor="accent6"/>
+          <w:sz w:val="24"/>
+          <w:szCs w:val="24"/>
+        </w:rPr>
+      </w:pPr>
+      <w:r>
+        <w:rPr>
+          <w:color w:val="70AD47" w:themeColor="accent6"/>
+          <w:sz w:val="24"/>
+          <w:szCs w:val="24"/>
+        </w:rPr>
+        <w:t xml:space="preserve">Would you like to </w:t>
+      </w:r>
+      <w:proofErr w:type="spellStart"/>
+      <w:r>
+        <w:rPr>
+          <w:color w:val="70AD47" w:themeColor="accent6"/>
+          <w:sz w:val="24"/>
+          <w:szCs w:val="24"/>
+        </w:rPr>
+        <w:t>getattributes</w:t>
+      </w:r>
+      <w:proofErr w:type="spellEnd"/>
+      <w:r>
+        <w:rPr>
+          <w:color w:val="70AD47" w:themeColor="accent6"/>
+          <w:sz w:val="24"/>
+          <w:szCs w:val="24"/>
+        </w:rPr>
+        <w:t xml:space="preserve">, validate, create, cancel, </w:t>
+      </w:r>
+      <w:proofErr w:type="spellStart"/>
+      <w:r>
+        <w:rPr>
+          <w:color w:val="70AD47" w:themeColor="accent6"/>
+          <w:sz w:val="24"/>
+          <w:szCs w:val="24"/>
+        </w:rPr>
+        <w:t>senddoc</w:t>
+      </w:r>
+      <w:proofErr w:type="spellEnd"/>
+      <w:r>
+        <w:rPr>
+          <w:color w:val="70AD47" w:themeColor="accent6"/>
+          <w:sz w:val="24"/>
+          <w:szCs w:val="24"/>
+        </w:rPr>
+        <w:t xml:space="preserve">, </w:t>
+      </w:r>
+      <w:proofErr w:type="spellStart"/>
+      <w:r>
+        <w:rPr>
+          <w:color w:val="70AD47" w:themeColor="accent6"/>
+          <w:sz w:val="24"/>
+          <w:szCs w:val="24"/>
+        </w:rPr>
+        <w:t>getjobs</w:t>
+      </w:r>
+      <w:proofErr w:type="spellEnd"/>
+      <w:r>
+        <w:rPr>
+          <w:color w:val="70AD47" w:themeColor="accent6"/>
+          <w:sz w:val="24"/>
+          <w:szCs w:val="24"/>
+        </w:rPr>
+        <w:t xml:space="preserve">, identify, </w:t>
+      </w:r>
+      <w:proofErr w:type="spellStart"/>
+      <w:r>
+        <w:rPr>
+          <w:color w:val="70AD47" w:themeColor="accent6"/>
+          <w:sz w:val="24"/>
+          <w:szCs w:val="24"/>
+        </w:rPr>
+        <w:t>jobattributes</w:t>
+      </w:r>
+      <w:proofErr w:type="spellEnd"/>
+      <w:r>
+        <w:rPr>
+          <w:color w:val="70AD47" w:themeColor="accent6"/>
+          <w:sz w:val="24"/>
+          <w:szCs w:val="24"/>
+        </w:rPr>
+        <w:t xml:space="preserve">, or </w:t>
+      </w:r>
+      <w:proofErr w:type="spellStart"/>
+      <w:r>
+        <w:rPr>
+          <w:color w:val="70AD47" w:themeColor="accent6"/>
+          <w:sz w:val="24"/>
+          <w:szCs w:val="24"/>
+        </w:rPr>
+        <w:t>printjob</w:t>
+      </w:r>
+      <w:proofErr w:type="spellEnd"/>
+      <w:r>
+        <w:rPr>
+          <w:color w:val="70AD47" w:themeColor="accent6"/>
+          <w:sz w:val="24"/>
+          <w:szCs w:val="24"/>
+        </w:rPr>
+        <w:t>?</w:t>
+      </w:r>
+    </w:p>
+    <w:p>
+      <w:pPr>
+        <w:rPr>
+          <w:color w:val="70AD47" w:themeColor="accent6"/>
+          <w:sz w:val="24"/>
+          <w:szCs w:val="24"/>
+        </w:rPr>
+      </w:pPr>
+      <w:proofErr w:type="spellStart"/>
+      <w:r>
+        <w:rPr>
+          <w:color w:val="70AD47" w:themeColor="accent6"/>
+          <w:sz w:val="24"/>
+          <w:szCs w:val="24"/>
+        </w:rPr>
+        <w:t>senddoc</w:t>
+      </w:r>
+      <w:proofErr w:type="spellEnd"/>
+    </w:p>
+    <w:p>
+      <w:pPr>
+        <w:rPr>
+          <w:color w:val="70AD47" w:themeColor="accent6"/>
+          <w:sz w:val="24"/>
+          <w:szCs w:val="24"/>
+        </w:rPr>
+      </w:pPr>
+      <w:r>
+        <w:rPr>
+          <w:color w:val="70AD47" w:themeColor="accent6"/>
+          <w:sz w:val="24"/>
+          <w:szCs w:val="24"/>
+        </w:rPr>
+        <w:t>Enter the job id:</w:t>
+      </w:r>
+    </w:p>
+    <w:p>
+      <w:pPr>
+        <w:rPr>
+          <w:color w:val="70AD47" w:themeColor="accent6"/>
+          <w:sz w:val="24"/>
+          <w:szCs w:val="24"/>
+        </w:rPr>
+      </w:pPr>
+      <w:r>
+        <w:rPr>
+          <w:color w:val="70AD47" w:themeColor="accent6"/>
+          <w:sz w:val="24"/>
+          <w:szCs w:val="24"/>
+        </w:rPr>
+        <w:t>8</w:t>
+      </w:r>
+    </w:p>
+    <w:p>
+      <w:pPr>
+        <w:rPr>
+          <w:color w:val="70AD47" w:themeColor="accent6"/>
+          <w:sz w:val="24"/>
+          <w:szCs w:val="24"/>
+        </w:rPr>
+      </w:pPr>
+      <w:r>
+        <w:rPr>
+          <w:color w:val="70AD47" w:themeColor="accent6"/>
+          <w:sz w:val="24"/>
+          <w:szCs w:val="24"/>
+        </w:rPr>
+        <w:t>Enter the file to print:</w:t>
+      </w:r>
+    </w:p>
+    <w:p>
+      <w:pPr>
+        <w:rPr>
+          <w:color w:val="70AD47" w:themeColor="accent6"/>
+          <w:sz w:val="24"/>
+          <w:szCs w:val="24"/>
+        </w:rPr>
+      </w:pPr>
+      <w:r>
+        <w:rPr>
+          <w:color w:val="70AD47" w:themeColor="accent6"/>
+          <w:sz w:val="24"/>
+          <w:szCs w:val="24"/>
+        </w:rPr>
+        <w:t>c:\temp\test1.pdf</w:t>
+      </w:r>
+    </w:p>
+    <w:p>
+      <w:pPr>
+        <w:rPr>
+          <w:color w:val="70AD47" w:themeColor="accent6"/>
+          <w:sz w:val="24"/>
+          <w:szCs w:val="24"/>
+        </w:rPr>
+      </w:pPr>
+      <w:r>
+        <w:rPr>
+          <w:color w:val="70AD47" w:themeColor="accent6"/>
+          <w:sz w:val="24"/>
+          <w:szCs w:val="24"/>
+        </w:rPr>
+        <w:t>Is this the last document: Y/N?</w:t>
+      </w:r>
+    </w:p>
+    <w:p>
+      <w:pPr>
+        <w:rPr>
+          <w:color w:val="70AD47" w:themeColor="accent6"/>
+          <w:sz w:val="24"/>
+          <w:szCs w:val="24"/>
+        </w:rPr>
+      </w:pPr>
+      <w:r>
+        <w:rPr>
+          <w:color w:val="70AD47" w:themeColor="accent6"/>
+          <w:sz w:val="24"/>
+          <w:szCs w:val="24"/>
+        </w:rPr>
+        <w:t>Y</w:t>
+      </w:r>
+    </w:p>
+    <w:p>
+      <w:pPr>
+        <w:rPr>
+          <w:b/>
+          <w:bCs/>
+          <w:sz w:val="24"/>
+          <w:szCs w:val="24"/>
+        </w:rPr>
+      </w:pPr>
+      <w:r>
+        <w:rPr>
+          <w:b/>
+          <w:bCs/>
+          <w:sz w:val="24"/>
+          <w:szCs w:val="24"/>
+        </w:rPr>
+        <w:t>The reply:</w:t>
+      </w:r>
+    </w:p>
+    <w:p>
+      <w:pPr>
+        <w:rPr>
+          <w:color w:val="4472C4" w:themeColor="accent1"/>
+          <w:sz w:val="24"/>
+          <w:szCs w:val="24"/>
+        </w:rPr>
+      </w:pPr>
+      <w:r>
+        <w:rPr>
+          <w:color w:val="4472C4" w:themeColor="accent1"/>
+          <w:sz w:val="24"/>
+          <w:szCs w:val="24"/>
+        </w:rPr>
+        <w:t>Status: 0</w:t>
+      </w:r>
+    </w:p>
+    <w:p>
+      <w:pPr>
+        <w:rPr>
+          <w:color w:val="4472C4" w:themeColor="accent1"/>
+          <w:sz w:val="24"/>
+          <w:szCs w:val="24"/>
+        </w:rPr>
+      </w:pPr>
+      <w:r>
+        <w:rPr>
+          <w:color w:val="4472C4" w:themeColor="accent1"/>
+          <w:sz w:val="24"/>
+          <w:szCs w:val="24"/>
+        </w:rPr>
+        <w:t>Job successfully sent to printer</w:t>
+      </w:r>
+    </w:p>
+    <w:p>
+      <w:pPr>
+        <w:rPr>
+          <w:color w:val="4472C4" w:themeColor="accent1"/>
+          <w:sz w:val="24"/>
+          <w:szCs w:val="24"/>
+        </w:rPr>
+      </w:pPr>
+      <w:r>
+        <w:rPr>
+          <w:color w:val="4472C4" w:themeColor="accent1"/>
+          <w:sz w:val="24"/>
+          <w:szCs w:val="24"/>
+        </w:rPr>
+        <w:t>IPP print request completed</w:t>
+      </w:r>
+    </w:p>
+    <w:p>
+      <w:pPr>
+        <w:rPr>
+          <w:color w:val="4472C4" w:themeColor="accent1"/>
+          <w:sz w:val="24"/>
+          <w:szCs w:val="24"/>
+        </w:rPr>
+      </w:pPr>
+    </w:p>
+    <w:p>
+      <w:pPr>
+        <w:rPr>
+          <w:sz w:val="24"/>
+          <w:szCs w:val="24"/>
+        </w:rPr>
+      </w:pPr>
     </w:p>
     <w:sectPr>
       <w:pgSz w:w="12240" w:h="15840"/>
@@ -3701,6 +5125,188 @@
 </w:styles>
 </file>
 
+<file path=word/ink/ink1.xml><?xml version="1.0" encoding="utf-8"?>
+<inkml:ink xmlns:inkml="http://www.w3.org/2003/InkML">
+  <inkml:definitions>
+    <inkml:context xml:id="ctx0">
+      <inkml:inkSource xml:id="inkSrc0">
+        <inkml:traceFormat>
+          <inkml:channel name="X" type="integer" min="-2.14748E9" max="2.14748E9" units="cm"/>
+          <inkml:channel name="Y" type="integer" min="-2.14748E9" max="2.14748E9" units="cm"/>
+          <inkml:channel name="F" type="integer" max="32767" units="dev"/>
+        </inkml:traceFormat>
+        <inkml:channelProperties>
+          <inkml:channelProperty channel="X" name="resolution" value="1000" units="1/cm"/>
+          <inkml:channelProperty channel="Y" name="resolution" value="1000" units="1/cm"/>
+          <inkml:channelProperty channel="F" name="resolution" value="0" units="1/dev"/>
+        </inkml:channelProperties>
+      </inkml:inkSource>
+      <inkml:timestamp xml:id="ts0" timeString="2025-11-07T15:04:56.394"/>
+    </inkml:context>
+    <inkml:brush xml:id="br0">
+      <inkml:brushProperty name="width" value="0.3" units="cm"/>
+      <inkml:brushProperty name="height" value="0.6" units="cm"/>
+      <inkml:brushProperty name="color" value="#FFFC00"/>
+      <inkml:brushProperty name="tip" value="rectangle"/>
+      <inkml:brushProperty name="rasterOp" value="maskPen"/>
+      <inkml:brushProperty name="ignorePressure" value="1"/>
+    </inkml:brush>
+  </inkml:definitions>
+  <inkml:trace contextRef="#ctx0" brushRef="#br0">0 0 0,'2699'0'0</inkml:trace>
+</inkml:ink>
+</file>
+
+<file path=word/ink/ink2.xml><?xml version="1.0" encoding="utf-8"?>
+<inkml:ink xmlns:inkml="http://www.w3.org/2003/InkML">
+  <inkml:definitions>
+    <inkml:context xml:id="ctx0">
+      <inkml:inkSource xml:id="inkSrc0">
+        <inkml:traceFormat>
+          <inkml:channel name="X" type="integer" min="-2.14748E9" max="2.14748E9" units="cm"/>
+          <inkml:channel name="Y" type="integer" min="-2.14748E9" max="2.14748E9" units="cm"/>
+          <inkml:channel name="F" type="integer" max="32767" units="dev"/>
+        </inkml:traceFormat>
+        <inkml:channelProperties>
+          <inkml:channelProperty channel="X" name="resolution" value="1000" units="1/cm"/>
+          <inkml:channelProperty channel="Y" name="resolution" value="1000" units="1/cm"/>
+          <inkml:channelProperty channel="F" name="resolution" value="0" units="1/dev"/>
+        </inkml:channelProperties>
+      </inkml:inkSource>
+      <inkml:timestamp xml:id="ts0" timeString="2025-11-07T15:04:38.132"/>
+    </inkml:context>
+    <inkml:brush xml:id="br0">
+      <inkml:brushProperty name="width" value="0.3" units="cm"/>
+      <inkml:brushProperty name="height" value="0.6" units="cm"/>
+      <inkml:brushProperty name="color" value="#FFFC00"/>
+      <inkml:brushProperty name="tip" value="rectangle"/>
+      <inkml:brushProperty name="rasterOp" value="maskPen"/>
+      <inkml:brushProperty name="ignorePressure" value="1"/>
+    </inkml:brush>
+  </inkml:definitions>
+  <inkml:trace contextRef="#ctx0" brushRef="#br0">1799 106 0,'-1799'-105'0</inkml:trace>
+</inkml:ink>
+</file>
+
+<file path=word/ink/ink3.xml><?xml version="1.0" encoding="utf-8"?>
+<inkml:ink xmlns:inkml="http://www.w3.org/2003/InkML">
+  <inkml:definitions>
+    <inkml:context xml:id="ctx0">
+      <inkml:inkSource xml:id="inkSrc0">
+        <inkml:traceFormat>
+          <inkml:channel name="X" type="integer" min="-2.14748E9" max="2.14748E9" units="cm"/>
+          <inkml:channel name="Y" type="integer" min="-2.14748E9" max="2.14748E9" units="cm"/>
+        </inkml:traceFormat>
+        <inkml:channelProperties>
+          <inkml:channelProperty channel="X" name="resolution" value="1000" units="1/cm"/>
+          <inkml:channelProperty channel="Y" name="resolution" value="1000" units="1/cm"/>
+        </inkml:channelProperties>
+      </inkml:inkSource>
+      <inkml:timestamp xml:id="ts0" timeString="2025-11-07T15:05:02.138"/>
+    </inkml:context>
+    <inkml:brush xml:id="br0">
+      <inkml:brushProperty name="width" value="0.3" units="cm"/>
+      <inkml:brushProperty name="height" value="0.6" units="cm"/>
+      <inkml:brushProperty name="color" value="#FFFC00"/>
+      <inkml:brushProperty name="tip" value="rectangle"/>
+      <inkml:brushProperty name="rasterOp" value="maskPen"/>
+      <inkml:brushProperty name="ignorePressure" value="1"/>
+    </inkml:brush>
+  </inkml:definitions>
+  <inkml:trace contextRef="#ctx0" brushRef="#br0">0 57,'48'-3,"-1"-1,50-12,23-3,539 5,-418 17,1305-3,-1501 0</inkml:trace>
+</inkml:ink>
+</file>
+
+<file path=word/ink/ink4.xml><?xml version="1.0" encoding="utf-8"?>
+<inkml:ink xmlns:inkml="http://www.w3.org/2003/InkML">
+  <inkml:definitions>
+    <inkml:context xml:id="ctx0">
+      <inkml:inkSource xml:id="inkSrc0">
+        <inkml:traceFormat>
+          <inkml:channel name="X" type="integer" min="-2.14748E9" max="2.14748E9" units="cm"/>
+          <inkml:channel name="Y" type="integer" min="-2.14748E9" max="2.14748E9" units="cm"/>
+          <inkml:channel name="F" type="integer" max="32767" units="dev"/>
+        </inkml:traceFormat>
+        <inkml:channelProperties>
+          <inkml:channelProperty channel="X" name="resolution" value="1000" units="1/cm"/>
+          <inkml:channelProperty channel="Y" name="resolution" value="1000" units="1/cm"/>
+          <inkml:channelProperty channel="F" name="resolution" value="0" units="1/dev"/>
+        </inkml:channelProperties>
+      </inkml:inkSource>
+      <inkml:timestamp xml:id="ts0" timeString="2025-11-07T15:04:50.386"/>
+    </inkml:context>
+    <inkml:brush xml:id="br0">
+      <inkml:brushProperty name="width" value="0.3" units="cm"/>
+      <inkml:brushProperty name="height" value="0.6" units="cm"/>
+      <inkml:brushProperty name="color" value="#FFFC00"/>
+      <inkml:brushProperty name="tip" value="rectangle"/>
+      <inkml:brushProperty name="rasterOp" value="maskPen"/>
+      <inkml:brushProperty name="ignorePressure" value="1"/>
+    </inkml:brush>
+  </inkml:definitions>
+  <inkml:trace contextRef="#ctx0" brushRef="#br0">0 0 0,'1642'0'0</inkml:trace>
+</inkml:ink>
+</file>
+
+<file path=word/ink/ink5.xml><?xml version="1.0" encoding="utf-8"?>
+<inkml:ink xmlns:inkml="http://www.w3.org/2003/InkML">
+  <inkml:definitions>
+    <inkml:context xml:id="ctx0">
+      <inkml:inkSource xml:id="inkSrc0">
+        <inkml:traceFormat>
+          <inkml:channel name="X" type="integer" min="-2.14748E9" max="2.14748E9" units="cm"/>
+          <inkml:channel name="Y" type="integer" min="-2.14748E9" max="2.14748E9" units="cm"/>
+          <inkml:channel name="F" type="integer" max="32767" units="dev"/>
+        </inkml:traceFormat>
+        <inkml:channelProperties>
+          <inkml:channelProperty channel="X" name="resolution" value="1000" units="1/cm"/>
+          <inkml:channelProperty channel="Y" name="resolution" value="1000" units="1/cm"/>
+          <inkml:channelProperty channel="F" name="resolution" value="0" units="1/dev"/>
+        </inkml:channelProperties>
+      </inkml:inkSource>
+      <inkml:timestamp xml:id="ts0" timeString="2025-11-07T15:05:14.677"/>
+    </inkml:context>
+    <inkml:brush xml:id="br0">
+      <inkml:brushProperty name="width" value="0.3" units="cm"/>
+      <inkml:brushProperty name="height" value="0.6" units="cm"/>
+      <inkml:brushProperty name="color" value="#FFFC00"/>
+      <inkml:brushProperty name="tip" value="rectangle"/>
+      <inkml:brushProperty name="rasterOp" value="maskPen"/>
+      <inkml:brushProperty name="ignorePressure" value="1"/>
+    </inkml:brush>
+  </inkml:definitions>
+  <inkml:trace contextRef="#ctx0" brushRef="#br0">0 0 0,'2593'53'0</inkml:trace>
+</inkml:ink>
+</file>
+
+<file path=word/ink/ink6.xml><?xml version="1.0" encoding="utf-8"?>
+<inkml:ink xmlns:inkml="http://www.w3.org/2003/InkML">
+  <inkml:definitions>
+    <inkml:context xml:id="ctx0">
+      <inkml:inkSource xml:id="inkSrc0">
+        <inkml:traceFormat>
+          <inkml:channel name="X" type="integer" min="-2.14748E9" max="2.14748E9" units="cm"/>
+          <inkml:channel name="Y" type="integer" min="-2.14748E9" max="2.14748E9" units="cm"/>
+        </inkml:traceFormat>
+        <inkml:channelProperties>
+          <inkml:channelProperty channel="X" name="resolution" value="1000" units="1/cm"/>
+          <inkml:channelProperty channel="Y" name="resolution" value="1000" units="1/cm"/>
+        </inkml:channelProperties>
+      </inkml:inkSource>
+      <inkml:timestamp xml:id="ts0" timeString="2025-11-07T15:05:16.686"/>
+    </inkml:context>
+    <inkml:brush xml:id="br0">
+      <inkml:brushProperty name="width" value="0.3" units="cm"/>
+      <inkml:brushProperty name="height" value="0.6" units="cm"/>
+      <inkml:brushProperty name="color" value="#FFFC00"/>
+      <inkml:brushProperty name="tip" value="rectangle"/>
+      <inkml:brushProperty name="rasterOp" value="maskPen"/>
+      <inkml:brushProperty name="ignorePressure" value="1"/>
+    </inkml:brush>
+  </inkml:definitions>
+  <inkml:trace contextRef="#ctx0" brushRef="#br0">0 151,'9'0,"12"0,20 0,22 0,18 0,21-9,31-3,10-8,16-1,0 3,0-4,-19 1,-24 5,-31 5</inkml:trace>
+</inkml:ink>
+</file>
+
 <file path=word/theme/theme1.xml><?xml version="1.0" encoding="utf-8"?>
 <a:theme xmlns:a="http://schemas.openxmlformats.org/drawingml/2006/main" name="Office Theme">
   <a:themeElements>
@@ -3994,255 +5600,4 @@
     </a:ext>
   </a:extLst>
 </a:theme>
-</file>
-
-<file path=customXml/item1.xml><?xml version="1.0" encoding="utf-8"?>
-<ct:contentTypeSchema xmlns:ct="http://schemas.microsoft.com/office/2006/metadata/contentType" xmlns:ma="http://schemas.microsoft.com/office/2006/metadata/properties/metaAttributes" ct:_="" ma:_="" ma:contentTypeName="Document" ma:contentTypeID="0x0101005BF202831FBBC54187B40D67955BDDBF" ma:contentTypeVersion="15" ma:contentTypeDescription="Create a new document." ma:contentTypeScope="" ma:versionID="4cb25d314d7fb3320478105b5c1b3246">
-  <xsd:schema xmlns:xsd="http://www.w3.org/2001/XMLSchema" xmlns:xs="http://www.w3.org/2001/XMLSchema" xmlns:p="http://schemas.microsoft.com/office/2006/metadata/properties" xmlns:ns2="077a6c04-572a-4e63-b032-88d62eed3a24" xmlns:ns3="97d0eb7d-8f74-468c-84b5-444d324e312c" targetNamespace="http://schemas.microsoft.com/office/2006/metadata/properties" ma:root="true" ma:fieldsID="1bb4862e16b50770d3555791ecf4cf1b" ns2:_="" ns3:_="">
-    <xsd:import namespace="077a6c04-572a-4e63-b032-88d62eed3a24"/>
-    <xsd:import namespace="97d0eb7d-8f74-468c-84b5-444d324e312c"/>
-    <xsd:element name="properties">
-      <xsd:complexType>
-        <xsd:sequence>
-          <xsd:element name="documentManagement">
-            <xsd:complexType>
-              <xsd:all>
-                <xsd:element ref="ns2:MigrationSourceID" minOccurs="0"/>
-                <xsd:element ref="ns3:MediaServiceMetadata" minOccurs="0"/>
-                <xsd:element ref="ns3:MediaServiceFastMetadata" minOccurs="0"/>
-                <xsd:element ref="ns3:MediaServiceSearchProperties" minOccurs="0"/>
-                <xsd:element ref="ns3:MediaServiceDateTaken" minOccurs="0"/>
-                <xsd:element ref="ns3:MediaServiceObjectDetectorVersions" minOccurs="0"/>
-                <xsd:element ref="ns3:MediaServiceGenerationTime" minOccurs="0"/>
-                <xsd:element ref="ns3:MediaServiceEventHashCode" minOccurs="0"/>
-                <xsd:element ref="ns3:MediaLengthInSeconds" minOccurs="0"/>
-                <xsd:element ref="ns3:lcf76f155ced4ddcb4097134ff3c332f" minOccurs="0"/>
-                <xsd:element ref="ns2:TaxCatchAll" minOccurs="0"/>
-                <xsd:element ref="ns3:MediaServiceOCR" minOccurs="0"/>
-                <xsd:element ref="ns3:MediaServiceLocation" minOccurs="0"/>
-                <xsd:element ref="ns3:MediaServiceBillingMetadata" minOccurs="0"/>
-              </xsd:all>
-            </xsd:complexType>
-          </xsd:element>
-        </xsd:sequence>
-      </xsd:complexType>
-    </xsd:element>
-  </xsd:schema>
-  <xsd:schema xmlns:xsd="http://www.w3.org/2001/XMLSchema" xmlns:xs="http://www.w3.org/2001/XMLSchema" xmlns:dms="http://schemas.microsoft.com/office/2006/documentManagement/types" xmlns:pc="http://schemas.microsoft.com/office/infopath/2007/PartnerControls" targetNamespace="077a6c04-572a-4e63-b032-88d62eed3a24" elementFormDefault="qualified">
-    <xsd:import namespace="http://schemas.microsoft.com/office/2006/documentManagement/types"/>
-    <xsd:import namespace="http://schemas.microsoft.com/office/infopath/2007/PartnerControls"/>
-    <xsd:element name="MigrationSourceID" ma:index="8" nillable="true" ma:displayName="MigrationSourceID" ma:internalName="MigrationSourceID" ma:readOnly="true">
-      <xsd:simpleType>
-        <xsd:restriction base="dms:Text"/>
-      </xsd:simpleType>
-    </xsd:element>
-    <xsd:element name="TaxCatchAll" ma:index="19" nillable="true" ma:displayName="Taxonomy Catch All Column" ma:hidden="true" ma:list="{d4583f4d-c6a1-4225-9573-af4602002b79}" ma:internalName="TaxCatchAll" ma:showField="CatchAllData" ma:web="077a6c04-572a-4e63-b032-88d62eed3a24">
-      <xsd:complexType>
-        <xsd:complexContent>
-          <xsd:extension base="dms:MultiChoiceLookup">
-            <xsd:sequence>
-              <xsd:element name="Value" type="dms:Lookup" maxOccurs="unbounded" minOccurs="0" nillable="true"/>
-            </xsd:sequence>
-          </xsd:extension>
-        </xsd:complexContent>
-      </xsd:complexType>
-    </xsd:element>
-  </xsd:schema>
-  <xsd:schema xmlns:xsd="http://www.w3.org/2001/XMLSchema" xmlns:xs="http://www.w3.org/2001/XMLSchema" xmlns:dms="http://schemas.microsoft.com/office/2006/documentManagement/types" xmlns:pc="http://schemas.microsoft.com/office/infopath/2007/PartnerControls" targetNamespace="97d0eb7d-8f74-468c-84b5-444d324e312c" elementFormDefault="qualified">
-    <xsd:import namespace="http://schemas.microsoft.com/office/2006/documentManagement/types"/>
-    <xsd:import namespace="http://schemas.microsoft.com/office/infopath/2007/PartnerControls"/>
-    <xsd:element name="MediaServiceMetadata" ma:index="9" nillable="true" ma:displayName="MediaServiceMetadata" ma:hidden="true" ma:internalName="MediaServiceMetadata" ma:readOnly="true">
-      <xsd:simpleType>
-        <xsd:restriction base="dms:Note"/>
-      </xsd:simpleType>
-    </xsd:element>
-    <xsd:element name="MediaServiceFastMetadata" ma:index="10" nillable="true" ma:displayName="MediaServiceFastMetadata" ma:hidden="true" ma:internalName="MediaServiceFastMetadata" ma:readOnly="true">
-      <xsd:simpleType>
-        <xsd:restriction base="dms:Note"/>
-      </xsd:simpleType>
-    </xsd:element>
-    <xsd:element name="MediaServiceSearchProperties" ma:index="11" nillable="true" ma:displayName="MediaServiceSearchProperties" ma:hidden="true" ma:internalName="MediaServiceSearchProperties" ma:readOnly="true">
-      <xsd:simpleType>
-        <xsd:restriction base="dms:Note"/>
-      </xsd:simpleType>
-    </xsd:element>
-    <xsd:element name="MediaServiceDateTaken" ma:index="12" nillable="true" ma:displayName="MediaServiceDateTaken" ma:hidden="true" ma:indexed="true" ma:internalName="MediaServiceDateTaken" ma:readOnly="true">
-      <xsd:simpleType>
-        <xsd:restriction base="dms:Text"/>
-      </xsd:simpleType>
-    </xsd:element>
-    <xsd:element name="MediaServiceObjectDetectorVersions" ma:index="13" nillable="true" ma:displayName="MediaServiceObjectDetectorVersions" ma:hidden="true" ma:indexed="true" ma:internalName="MediaServiceObjectDetectorVersions" ma:readOnly="true">
-      <xsd:simpleType>
-        <xsd:restriction base="dms:Text"/>
-      </xsd:simpleType>
-    </xsd:element>
-    <xsd:element name="MediaServiceGenerationTime" ma:index="14" nillable="true" ma:displayName="MediaServiceGenerationTime" ma:hidden="true" ma:internalName="MediaServiceGenerationTime" ma:readOnly="true">
-      <xsd:simpleType>
-        <xsd:restriction base="dms:Text"/>
-      </xsd:simpleType>
-    </xsd:element>
-    <xsd:element name="MediaServiceEventHashCode" ma:index="15" nillable="true" ma:displayName="MediaServiceEventHashCode" ma:hidden="true" ma:internalName="MediaServiceEventHashCode" ma:readOnly="true">
-      <xsd:simpleType>
-        <xsd:restriction base="dms:Text"/>
-      </xsd:simpleType>
-    </xsd:element>
-    <xsd:element name="MediaLengthInSeconds" ma:index="16" nillable="true" ma:displayName="MediaLengthInSeconds" ma:hidden="true" ma:internalName="MediaLengthInSeconds" ma:readOnly="true">
-      <xsd:simpleType>
-        <xsd:restriction base="dms:Unknown"/>
-      </xsd:simpleType>
-    </xsd:element>
-    <xsd:element name="lcf76f155ced4ddcb4097134ff3c332f" ma:index="18" nillable="true" ma:taxonomy="true" ma:internalName="lcf76f155ced4ddcb4097134ff3c332f" ma:taxonomyFieldName="MediaServiceImageTags" ma:displayName="Image Tags" ma:readOnly="false" ma:fieldId="{5cf76f15-5ced-4ddc-b409-7134ff3c332f}" ma:taxonomyMulti="true" ma:sspId="4fb58666-e629-4e5a-b780-b8dcc15b318b" ma:termSetId="09814cd3-568e-fe90-9814-8d621ff8fb84" ma:anchorId="fba54fb3-c3e1-fe81-a776-ca4b69148c4d" ma:open="true" ma:isKeyword="false">
-      <xsd:complexType>
-        <xsd:sequence>
-          <xsd:element ref="pc:Terms" minOccurs="0" maxOccurs="1"/>
-        </xsd:sequence>
-      </xsd:complexType>
-    </xsd:element>
-    <xsd:element name="MediaServiceOCR" ma:index="20" nillable="true" ma:displayName="Extracted Text" ma:internalName="MediaServiceOCR" ma:readOnly="true">
-      <xsd:simpleType>
-        <xsd:restriction base="dms:Note">
-          <xsd:maxLength value="255"/>
-        </xsd:restriction>
-      </xsd:simpleType>
-    </xsd:element>
-    <xsd:element name="MediaServiceLocation" ma:index="21" nillable="true" ma:displayName="Location" ma:description="" ma:indexed="true" ma:internalName="MediaServiceLocation" ma:readOnly="true">
-      <xsd:simpleType>
-        <xsd:restriction base="dms:Text"/>
-      </xsd:simpleType>
-    </xsd:element>
-    <xsd:element name="MediaServiceBillingMetadata" ma:index="22" nillable="true" ma:displayName="MediaServiceBillingMetadata" ma:hidden="true" ma:internalName="MediaServiceBillingMetadata" ma:readOnly="true">
-      <xsd:simpleType>
-        <xsd:restriction base="dms:Note"/>
-      </xsd:simpleType>
-    </xsd:element>
-  </xsd:schema>
-  <xsd:schema xmlns="http://schemas.openxmlformats.org/package/2006/metadata/core-properties" xmlns:xsd="http://www.w3.org/2001/XMLSchema" xmlns:xsi="http://www.w3.org/2001/XMLSchema-instance" xmlns:dc="http://purl.org/dc/elements/1.1/" xmlns:dcterms="http://purl.org/dc/terms/" xmlns:odoc="http://schemas.microsoft.com/internal/obd" targetNamespace="http://schemas.openxmlformats.org/package/2006/metadata/core-properties" elementFormDefault="qualified" attributeFormDefault="unqualified" blockDefault="#all">
-    <xsd:import namespace="http://purl.org/dc/elements/1.1/" schemaLocation="http://dublincore.org/schemas/xmls/qdc/2003/04/02/dc.xsd"/>
-    <xsd:import namespace="http://purl.org/dc/terms/" schemaLocation="http://dublincore.org/schemas/xmls/qdc/2003/04/02/dcterms.xsd"/>
-    <xsd:element name="coreProperties" type="CT_coreProperties"/>
-    <xsd:complexType name="CT_coreProperties">
-      <xsd:all>
-        <xsd:element ref="dc:creator" minOccurs="0" maxOccurs="1"/>
-        <xsd:element ref="dcterms:created" minOccurs="0" maxOccurs="1"/>
-        <xsd:element ref="dc:identifier" minOccurs="0" maxOccurs="1"/>
-        <xsd:element name="contentType" minOccurs="0" maxOccurs="1" type="xsd:string" ma:index="0" ma:displayName="Content Type"/>
-        <xsd:element ref="dc:title" minOccurs="0" maxOccurs="1" ma:index="4" ma:displayName="Title"/>
-        <xsd:element ref="dc:subject" minOccurs="0" maxOccurs="1"/>
-        <xsd:element ref="dc:description" minOccurs="0" maxOccurs="1"/>
-        <xsd:element name="keywords" minOccurs="0" maxOccurs="1" type="xsd:string"/>
-        <xsd:element ref="dc:language" minOccurs="0" maxOccurs="1"/>
-        <xsd:element name="category" minOccurs="0" maxOccurs="1" type="xsd:string"/>
-        <xsd:element name="version" minOccurs="0" maxOccurs="1" type="xsd:string"/>
-        <xsd:element name="revision" minOccurs="0" maxOccurs="1" type="xsd:string">
-          <xsd:annotation>
-            <xsd:documentation>
-                        This value indicates the number of saves or revisions. The application is responsible for updating this value after each revision.
-                    </xsd:documentation>
-          </xsd:annotation>
-        </xsd:element>
-        <xsd:element name="lastModifiedBy" minOccurs="0" maxOccurs="1" type="xsd:string"/>
-        <xsd:element ref="dcterms:modified" minOccurs="0" maxOccurs="1"/>
-        <xsd:element name="contentStatus" minOccurs="0" maxOccurs="1" type="xsd:string"/>
-      </xsd:all>
-    </xsd:complexType>
-  </xsd:schema>
-  <xs:schema xmlns:pc="http://schemas.microsoft.com/office/infopath/2007/PartnerControls" xmlns:xs="http://www.w3.org/2001/XMLSchema" targetNamespace="http://schemas.microsoft.com/office/infopath/2007/PartnerControls" elementFormDefault="qualified" attributeFormDefault="unqualified">
-    <xs:element name="Person">
-      <xs:complexType>
-        <xs:sequence>
-          <xs:element ref="pc:DisplayName" minOccurs="0"/>
-          <xs:element ref="pc:AccountId" minOccurs="0"/>
-          <xs:element ref="pc:AccountType" minOccurs="0"/>
-        </xs:sequence>
-      </xs:complexType>
-    </xs:element>
-    <xs:element name="DisplayName" type="xs:string"/>
-    <xs:element name="AccountId" type="xs:string"/>
-    <xs:element name="AccountType" type="xs:string"/>
-    <xs:element name="BDCAssociatedEntity">
-      <xs:complexType>
-        <xs:sequence>
-          <xs:element ref="pc:BDCEntity" minOccurs="0" maxOccurs="unbounded"/>
-        </xs:sequence>
-        <xs:attribute ref="pc:EntityNamespace"/>
-        <xs:attribute ref="pc:EntityName"/>
-        <xs:attribute ref="pc:SystemInstanceName"/>
-        <xs:attribute ref="pc:AssociationName"/>
-      </xs:complexType>
-    </xs:element>
-    <xs:attribute name="EntityNamespace" type="xs:string"/>
-    <xs:attribute name="EntityName" type="xs:string"/>
-    <xs:attribute name="SystemInstanceName" type="xs:string"/>
-    <xs:attribute name="AssociationName" type="xs:string"/>
-    <xs:element name="BDCEntity">
-      <xs:complexType>
-        <xs:sequence>
-          <xs:element ref="pc:EntityDisplayName" minOccurs="0"/>
-          <xs:element ref="pc:EntityInstanceReference" minOccurs="0"/>
-          <xs:element ref="pc:EntityId1" minOccurs="0"/>
-          <xs:element ref="pc:EntityId2" minOccurs="0"/>
-          <xs:element ref="pc:EntityId3" minOccurs="0"/>
-          <xs:element ref="pc:EntityId4" minOccurs="0"/>
-          <xs:element ref="pc:EntityId5" minOccurs="0"/>
-        </xs:sequence>
-      </xs:complexType>
-    </xs:element>
-    <xs:element name="EntityDisplayName" type="xs:string"/>
-    <xs:element name="EntityInstanceReference" type="xs:string"/>
-    <xs:element name="EntityId1" type="xs:string"/>
-    <xs:element name="EntityId2" type="xs:string"/>
-    <xs:element name="EntityId3" type="xs:string"/>
-    <xs:element name="EntityId4" type="xs:string"/>
-    <xs:element name="EntityId5" type="xs:string"/>
-    <xs:element name="Terms">
-      <xs:complexType>
-        <xs:sequence>
-          <xs:element ref="pc:TermInfo" minOccurs="0" maxOccurs="unbounded"/>
-        </xs:sequence>
-      </xs:complexType>
-    </xs:element>
-    <xs:element name="TermInfo">
-      <xs:complexType>
-        <xs:sequence>
-          <xs:element ref="pc:TermName" minOccurs="0"/>
-          <xs:element ref="pc:TermId" minOccurs="0"/>
-        </xs:sequence>
-      </xs:complexType>
-    </xs:element>
-    <xs:element name="TermName" type="xs:string"/>
-    <xs:element name="TermId" type="xs:string"/>
-  </xs:schema>
-</ct:contentTypeSchema>
-</file>
-
-<file path=customXml/item2.xml><?xml version="1.0" encoding="utf-8"?>
-<?mso-contentType ?>
-<FormTemplates xmlns="http://schemas.microsoft.com/sharepoint/v3/contenttype/forms">
-  <Display>DocumentLibraryForm</Display>
-  <Edit>DocumentLibraryForm</Edit>
-  <New>DocumentLibraryForm</New>
-</FormTemplates>
-</file>
-
-<file path=customXml/item3.xml><?xml version="1.0" encoding="utf-8"?>
-<p:properties xmlns:p="http://schemas.microsoft.com/office/2006/metadata/properties" xmlns:xsi="http://www.w3.org/2001/XMLSchema-instance" xmlns:pc="http://schemas.microsoft.com/office/infopath/2007/PartnerControls">
-  <documentManagement>
-    <lcf76f155ced4ddcb4097134ff3c332f xmlns="97d0eb7d-8f74-468c-84b5-444d324e312c">
-      <Terms xmlns="http://schemas.microsoft.com/office/infopath/2007/PartnerControls"/>
-    </lcf76f155ced4ddcb4097134ff3c332f>
-    <TaxCatchAll xmlns="077a6c04-572a-4e63-b032-88d62eed3a24" xsi:nil="true"/>
-  </documentManagement>
-</p:properties>
-</file>
-
-<file path=customXml/itemProps1.xml><?xml version="1.0" encoding="utf-8"?>
-<ds:datastoreItem xmlns:ds="http://schemas.openxmlformats.org/officeDocument/2006/customXml" ds:itemID="{35F5ED8C-240E-4F19-B991-895757E414E2}"/>
-</file>
-
-<file path=customXml/itemProps2.xml><?xml version="1.0" encoding="utf-8"?>
-<ds:datastoreItem xmlns:ds="http://schemas.openxmlformats.org/officeDocument/2006/customXml" ds:itemID="{6F761442-CB33-44E8-AA38-D32740599418}"/>
-</file>
-
-<file path=customXml/itemProps3.xml><?xml version="1.0" encoding="utf-8"?>
-<ds:datastoreItem xmlns:ds="http://schemas.openxmlformats.org/officeDocument/2006/customXml" ds:itemID="{374ACD7D-2B71-42D6-B3CD-B21EB099059D}"/>
 </file>